--- a/Peer Tutor.docx
+++ b/Peer Tutor.docx
@@ -175,8 +175,8 @@
           <w:noProof/>
           <w14:ligatures w14:val="standardContextual"/>
         </w:rPr>
-        <w:pict w14:anchorId="42B6B1D8">
-          <v:rect id="_x0000_i1140" alt="" style="width:451.3pt;height:.05pt;mso-width-percent:0;mso-height-percent:0;mso-width-percent:0;mso-height-percent:0" o:hralign="center" o:hrstd="t" o:hr="t" fillcolor="#a0a0a0" stroked="f"/>
+        <w:pict w14:anchorId="31DB49AA">
+          <v:rect id="_x0000_i1230" alt="" style="width:451.3pt;height:.05pt;mso-width-percent:0;mso-height-percent:0;mso-width-percent:0;mso-height-percent:0" o:hralign="center" o:hrstd="t" o:hr="t" fillcolor="#a0a0a0" stroked="f"/>
         </w:pict>
       </w:r>
     </w:p>
@@ -562,8 +562,8 @@
           <w:noProof/>
           <w14:ligatures w14:val="standardContextual"/>
         </w:rPr>
-        <w:pict w14:anchorId="68CB90AB">
-          <v:rect id="_x0000_i1139" alt="" style="width:451.3pt;height:.05pt;mso-width-percent:0;mso-height-percent:0;mso-width-percent:0;mso-height-percent:0" o:hralign="center" o:hrstd="t" o:hr="t" fillcolor="#a0a0a0" stroked="f"/>
+        <w:pict w14:anchorId="45E3DE84">
+          <v:rect id="_x0000_i1229" alt="" style="width:451.3pt;height:.05pt;mso-width-percent:0;mso-height-percent:0;mso-width-percent:0;mso-height-percent:0" o:hralign="center" o:hrstd="t" o:hr="t" fillcolor="#a0a0a0" stroked="f"/>
         </w:pict>
       </w:r>
     </w:p>
@@ -659,8 +659,8 @@
           <w:noProof/>
           <w14:ligatures w14:val="standardContextual"/>
         </w:rPr>
-        <w:pict w14:anchorId="1D77F4C0">
-          <v:rect id="_x0000_i1138" alt="" style="width:451.3pt;height:.05pt;mso-width-percent:0;mso-height-percent:0;mso-width-percent:0;mso-height-percent:0" o:hralign="center" o:hrstd="t" o:hr="t" fillcolor="#a0a0a0" stroked="f"/>
+        <w:pict w14:anchorId="2460EF59">
+          <v:rect id="_x0000_i1228" alt="" style="width:451.3pt;height:.05pt;mso-width-percent:0;mso-height-percent:0;mso-width-percent:0;mso-height-percent:0" o:hralign="center" o:hrstd="t" o:hr="t" fillcolor="#a0a0a0" stroked="f"/>
         </w:pict>
       </w:r>
     </w:p>
@@ -1112,8 +1112,8 @@
           <w:noProof/>
           <w14:ligatures w14:val="standardContextual"/>
         </w:rPr>
-        <w:pict w14:anchorId="57F88832">
-          <v:rect id="_x0000_i1137" alt="" style="width:451.3pt;height:.05pt;mso-width-percent:0;mso-height-percent:0;mso-width-percent:0;mso-height-percent:0" o:hralign="center" o:hrstd="t" o:hr="t" fillcolor="#a0a0a0" stroked="f"/>
+        <w:pict w14:anchorId="3CF7814E">
+          <v:rect id="_x0000_i1227" alt="" style="width:451.3pt;height:.05pt;mso-width-percent:0;mso-height-percent:0;mso-width-percent:0;mso-height-percent:0" o:hralign="center" o:hrstd="t" o:hr="t" fillcolor="#a0a0a0" stroked="f"/>
         </w:pict>
       </w:r>
     </w:p>
@@ -1445,8 +1445,8 @@
           <w:noProof/>
           <w14:ligatures w14:val="standardContextual"/>
         </w:rPr>
-        <w:pict w14:anchorId="0F3ACEC7">
-          <v:rect id="_x0000_i1136" alt="" style="width:451.3pt;height:.05pt;mso-width-percent:0;mso-height-percent:0;mso-width-percent:0;mso-height-percent:0" o:hralign="center" o:hrstd="t" o:hr="t" fillcolor="#a0a0a0" stroked="f"/>
+        <w:pict w14:anchorId="13D6AE50">
+          <v:rect id="_x0000_i1226" alt="" style="width:451.3pt;height:.05pt;mso-width-percent:0;mso-height-percent:0;mso-width-percent:0;mso-height-percent:0" o:hralign="center" o:hrstd="t" o:hr="t" fillcolor="#a0a0a0" stroked="f"/>
         </w:pict>
       </w:r>
     </w:p>
@@ -16155,21 +16155,21 @@
         </w:rPr>
         <w:t xml:space="preserve"> </w:t>
       </w:r>
-      <w:r>
-        <w:rPr>
-          <w:rFonts w:ascii="Aptos" w:hAnsi="Aptos"/>
+    </w:p>
+    <w:p>
+      <w:r>
+        <w:rPr>
           <w:noProof/>
           <w14:ligatures w14:val="standardContextual"/>
         </w:rPr>
       </w:r>
       <w:r>
         <w:rPr>
-          <w:rFonts w:ascii="Aptos" w:hAnsi="Aptos"/>
           <w:noProof/>
           <w14:ligatures w14:val="standardContextual"/>
         </w:rPr>
-        <w:pict w14:anchorId="73FEEB38">
-          <v:rect id="_x0000_i1135" alt="" style="width:323.6pt;height:.05pt;mso-width-percent:0;mso-height-percent:0;mso-width-percent:0;mso-height-percent:0" o:hrpct="717" o:hralign="center" o:hrstd="t" o:hr="t" fillcolor="#a0a0a0" stroked="f"/>
+        <w:pict w14:anchorId="4164F343">
+          <v:rect id="_x0000_i1225" alt="" style="width:451.3pt;height:.05pt;mso-width-percent:0;mso-height-percent:0;mso-width-percent:0;mso-height-percent:0" o:hralign="center" o:hrstd="t" o:hr="t" fillcolor="#a0a0a0" stroked="f"/>
         </w:pict>
       </w:r>
     </w:p>
@@ -16736,8 +16736,8 @@
           <w:noProof/>
           <w14:ligatures w14:val="standardContextual"/>
         </w:rPr>
-        <w:pict w14:anchorId="021F55C8">
-          <v:rect id="_x0000_i1134" alt="" style="width:451.3pt;height:.05pt;mso-width-percent:0;mso-height-percent:0;mso-width-percent:0;mso-height-percent:0" o:hralign="center" o:hrstd="t" o:hr="t" fillcolor="#a0a0a0" stroked="f"/>
+        <w:pict w14:anchorId="35F7DB90">
+          <v:rect id="_x0000_i1224" alt="" style="width:451.3pt;height:.05pt;mso-width-percent:0;mso-height-percent:0;mso-width-percent:0;mso-height-percent:0" o:hralign="center" o:hrstd="t" o:hr="t" fillcolor="#a0a0a0" stroked="f"/>
         </w:pict>
       </w:r>
     </w:p>
@@ -16903,8 +16903,8 @@
           <w:noProof/>
           <w14:ligatures w14:val="standardContextual"/>
         </w:rPr>
-        <w:pict w14:anchorId="265DF80F">
-          <v:rect id="_x0000_i1133" alt="" style="width:451.3pt;height:.05pt;mso-width-percent:0;mso-height-percent:0;mso-width-percent:0;mso-height-percent:0" o:hralign="center" o:hrstd="t" o:hr="t" fillcolor="#a0a0a0" stroked="f"/>
+        <w:pict w14:anchorId="225FFD61">
+          <v:rect id="_x0000_i1223" alt="" style="width:451.3pt;height:.05pt;mso-width-percent:0;mso-height-percent:0;mso-width-percent:0;mso-height-percent:0" o:hralign="center" o:hrstd="t" o:hr="t" fillcolor="#a0a0a0" stroked="f"/>
         </w:pict>
       </w:r>
     </w:p>
@@ -17291,8 +17291,8 @@
           <w:noProof/>
           <w14:ligatures w14:val="standardContextual"/>
         </w:rPr>
-        <w:pict w14:anchorId="37286FC3">
-          <v:rect id="_x0000_i1132" alt="" style="width:451.3pt;height:.05pt;mso-width-percent:0;mso-height-percent:0;mso-width-percent:0;mso-height-percent:0" o:hralign="center" o:hrstd="t" o:hr="t" fillcolor="#a0a0a0" stroked="f"/>
+        <w:pict w14:anchorId="6C171C7F">
+          <v:rect id="_x0000_i1222" alt="" style="width:451.3pt;height:.05pt;mso-width-percent:0;mso-height-percent:0;mso-width-percent:0;mso-height-percent:0" o:hralign="center" o:hrstd="t" o:hr="t" fillcolor="#a0a0a0" stroked="f"/>
         </w:pict>
       </w:r>
     </w:p>
@@ -18060,8 +18060,8 @@
           <w:noProof/>
           <w14:ligatures w14:val="standardContextual"/>
         </w:rPr>
-        <w:pict w14:anchorId="44B066E5">
-          <v:rect id="_x0000_i1131" alt="" style="width:451.3pt;height:.05pt;mso-width-percent:0;mso-height-percent:0;mso-width-percent:0;mso-height-percent:0" o:hralign="center" o:hrstd="t" o:hr="t" fillcolor="#a0a0a0" stroked="f"/>
+        <w:pict w14:anchorId="2608EE71">
+          <v:rect id="_x0000_i1221" alt="" style="width:451.3pt;height:.05pt;mso-width-percent:0;mso-height-percent:0;mso-width-percent:0;mso-height-percent:0" o:hralign="center" o:hrstd="t" o:hr="t" fillcolor="#a0a0a0" stroked="f"/>
         </w:pict>
       </w:r>
     </w:p>
@@ -18200,6 +18200,100 @@
     </w:p>
     <w:p>
       <w:pPr>
+        <w:pStyle w:val="NormalWeb"/>
+        <w:numPr>
+          <w:ilvl w:val="0"/>
+          <w:numId w:val="15"/>
+        </w:numPr>
+        <w:rPr>
+          <w:rFonts w:ascii="Aptos" w:hAnsi="Aptos"/>
+          <w:b/>
+          <w:bCs/>
+        </w:rPr>
+      </w:pPr>
+      <w:r>
+        <w:rPr>
+          <w:rFonts w:ascii="Aptos" w:hAnsi="Aptos"/>
+          <w:b/>
+          <w:bCs/>
+        </w:rPr>
+        <w:t>Loyalty Stage:</w:t>
+      </w:r>
+    </w:p>
+    <w:p>
+      <w:pPr>
+        <w:pStyle w:val="NormalWeb"/>
+        <w:numPr>
+          <w:ilvl w:val="1"/>
+          <w:numId w:val="15"/>
+        </w:numPr>
+        <w:rPr>
+          <w:rFonts w:ascii="Aptos" w:hAnsi="Aptos"/>
+        </w:rPr>
+      </w:pPr>
+      <w:r>
+        <w:rPr>
+          <w:rFonts w:ascii="Aptos" w:hAnsi="Aptos"/>
+        </w:rPr>
+        <w:t>Prospect → new users</w:t>
+      </w:r>
+    </w:p>
+    <w:p>
+      <w:pPr>
+        <w:pStyle w:val="NormalWeb"/>
+        <w:numPr>
+          <w:ilvl w:val="1"/>
+          <w:numId w:val="15"/>
+        </w:numPr>
+        <w:rPr>
+          <w:rFonts w:ascii="Aptos" w:hAnsi="Aptos"/>
+        </w:rPr>
+      </w:pPr>
+      <w:r>
+        <w:rPr>
+          <w:rFonts w:ascii="Aptos" w:hAnsi="Aptos"/>
+        </w:rPr>
+        <w:t>Qualified → booked sessions</w:t>
+      </w:r>
+    </w:p>
+    <w:p>
+      <w:pPr>
+        <w:pStyle w:val="NormalWeb"/>
+        <w:numPr>
+          <w:ilvl w:val="1"/>
+          <w:numId w:val="15"/>
+        </w:numPr>
+        <w:rPr>
+          <w:rFonts w:ascii="Aptos" w:hAnsi="Aptos"/>
+        </w:rPr>
+      </w:pPr>
+      <w:r>
+        <w:rPr>
+          <w:rFonts w:ascii="Aptos" w:hAnsi="Aptos"/>
+        </w:rPr>
+        <w:t>Customer → completed sessions</w:t>
+      </w:r>
+    </w:p>
+    <w:p>
+      <w:pPr>
+        <w:pStyle w:val="NormalWeb"/>
+        <w:numPr>
+          <w:ilvl w:val="1"/>
+          <w:numId w:val="15"/>
+        </w:numPr>
+        <w:rPr>
+          <w:rFonts w:ascii="Aptos" w:hAnsi="Aptos"/>
+        </w:rPr>
+      </w:pPr>
+      <w:r>
+        <w:rPr>
+          <w:rFonts w:ascii="Aptos" w:hAnsi="Aptos"/>
+        </w:rPr>
+        <w:t>Loyal → repeated users</w:t>
+      </w:r>
+    </w:p>
+    <w:p>
+      <w:pPr>
         <w:rPr>
           <w:rFonts w:ascii="Aptos" w:hAnsi="Aptos"/>
         </w:rPr>
@@ -18217,8 +18311,8 @@
           <w:noProof/>
           <w14:ligatures w14:val="standardContextual"/>
         </w:rPr>
-        <w:pict w14:anchorId="6E8800EC">
-          <v:rect id="_x0000_i1130" alt="" style="width:451.3pt;height:.05pt;mso-width-percent:0;mso-height-percent:0;mso-width-percent:0;mso-height-percent:0" o:hralign="center" o:hrstd="t" o:hr="t" fillcolor="#a0a0a0" stroked="f"/>
+        <w:pict w14:anchorId="6BB47E5D">
+          <v:rect id="_x0000_i1220" alt="" style="width:451.3pt;height:.05pt;mso-width-percent:0;mso-height-percent:0;mso-width-percent:0;mso-height-percent:0" o:hralign="center" o:hrstd="t" o:hr="t" fillcolor="#a0a0a0" stroked="f"/>
         </w:pict>
       </w:r>
     </w:p>
@@ -18345,8 +18439,8 @@
           <w:noProof/>
           <w14:ligatures w14:val="standardContextual"/>
         </w:rPr>
-        <w:pict w14:anchorId="4735D953">
-          <v:rect id="_x0000_i1129" alt="" style="width:451.3pt;height:.05pt;mso-width-percent:0;mso-height-percent:0;mso-width-percent:0;mso-height-percent:0" o:hralign="center" o:hrstd="t" o:hr="t" fillcolor="#a0a0a0" stroked="f"/>
+        <w:pict w14:anchorId="47FE26A5">
+          <v:rect id="_x0000_i1219" alt="" style="width:451.3pt;height:.05pt;mso-width-percent:0;mso-height-percent:0;mso-width-percent:0;mso-height-percent:0" o:hralign="center" o:hrstd="t" o:hr="t" fillcolor="#a0a0a0" stroked="f"/>
         </w:pict>
       </w:r>
     </w:p>
@@ -18756,6 +18850,7 @@
                 <w:b/>
                 <w:bCs/>
               </w:rPr>
+              <w:lastRenderedPageBreak/>
               <w:t>F – Frequency</w:t>
             </w:r>
           </w:p>
@@ -18991,7 +19086,6 @@
           <w:sz w:val="26"/>
           <w:szCs w:val="26"/>
         </w:rPr>
-        <w:lastRenderedPageBreak/>
         <w:t>RFM Scoring (1–5 scale)</w:t>
       </w:r>
     </w:p>
@@ -19185,8 +19279,8 @@
           <w:noProof/>
           <w14:ligatures w14:val="standardContextual"/>
         </w:rPr>
-        <w:pict w14:anchorId="5B902CC8">
-          <v:rect id="_x0000_i1128" alt="" style="width:451.3pt;height:.05pt;mso-width-percent:0;mso-height-percent:0;mso-width-percent:0;mso-height-percent:0" o:hralign="center" o:hrstd="t" o:hr="t" fillcolor="#a0a0a0" stroked="f"/>
+        <w:pict w14:anchorId="78B86DA4">
+          <v:rect id="_x0000_i1218" alt="" style="width:451.3pt;height:.05pt;mso-width-percent:0;mso-height-percent:0;mso-width-percent:0;mso-height-percent:0" o:hralign="center" o:hrstd="t" o:hr="t" fillcolor="#a0a0a0" stroked="f"/>
         </w:pict>
       </w:r>
     </w:p>
@@ -19910,6 +20004,7 @@
         <w:rPr>
           <w:rFonts w:ascii="Aptos" w:hAnsi="Aptos"/>
         </w:rPr>
+        <w:lastRenderedPageBreak/>
         <w:t xml:space="preserve">Example: </w:t>
       </w:r>
       <w:r>
@@ -19934,7 +20029,19 @@
         <w:rPr>
           <w:rFonts w:ascii="Aptos" w:hAnsi="Aptos"/>
         </w:rPr>
-        <w:t xml:space="preserve"> per tutor per year.</w:t>
+        <w:t xml:space="preserve"> per </w:t>
+      </w:r>
+      <w:r>
+        <w:rPr>
+          <w:rFonts w:ascii="Aptos" w:hAnsi="Aptos"/>
+        </w:rPr>
+        <w:t>\</w:t>
+      </w:r>
+      <w:r>
+        <w:rPr>
+          <w:rFonts w:ascii="Aptos" w:hAnsi="Aptos"/>
+        </w:rPr>
+        <w:t>tutor per year.</w:t>
       </w:r>
     </w:p>
     <w:p>
@@ -19956,8 +20063,8 @@
           <w:noProof/>
           <w14:ligatures w14:val="standardContextual"/>
         </w:rPr>
-        <w:pict w14:anchorId="3DAF8539">
-          <v:rect id="_x0000_i1127" alt="" style="width:451.3pt;height:.05pt;mso-width-percent:0;mso-height-percent:0;mso-width-percent:0;mso-height-percent:0" o:hralign="center" o:hrstd="t" o:hr="t" fillcolor="#a0a0a0" stroked="f"/>
+        <w:pict w14:anchorId="0D7FA375">
+          <v:rect id="_x0000_i1217" alt="" style="width:451.3pt;height:.05pt;mso-width-percent:0;mso-height-percent:0;mso-width-percent:0;mso-height-percent:0" o:hralign="center" o:hrstd="t" o:hr="t" fillcolor="#a0a0a0" stroked="f"/>
         </w:pict>
       </w:r>
     </w:p>
@@ -20009,79 +20116,86 @@
           <w:szCs w:val="36"/>
         </w:rPr>
       </w:pPr>
-      <m:oMathPara>
-        <m:oMathParaPr>
-          <m:jc m:val="left"/>
-        </m:oMathParaPr>
-        <m:oMath>
-          <m:r>
-            <m:rPr>
-              <m:nor/>
-            </m:rPr>
-            <w:rPr>
-              <w:rFonts w:ascii="Aptos" w:hAnsi="Aptos"/>
-            </w:rPr>
-            <m:t>NPS</m:t>
-          </m:r>
-          <m:r>
-            <w:rPr>
-              <w:rFonts w:ascii="Cambria Math" w:hAnsi="Cambria Math"/>
-            </w:rPr>
-            <m:t>=</m:t>
-          </m:r>
-          <m:r>
-            <m:rPr>
-              <m:sty m:val="p"/>
-            </m:rPr>
-            <w:rPr>
-              <w:rFonts w:ascii="Cambria Math" w:hAnsi="Cambria Math"/>
-            </w:rPr>
-            <m:t>%</m:t>
-          </m:r>
-          <m:r>
-            <m:rPr>
-              <m:nor/>
-            </m:rPr>
-            <w:rPr>
-              <w:rFonts w:ascii="Aptos" w:hAnsi="Aptos"/>
-            </w:rPr>
-            <m:t>Promoters</m:t>
-          </m:r>
-          <m:r>
-            <w:rPr>
-              <w:rFonts w:ascii="Cambria Math" w:hAnsi="Cambria Math"/>
-            </w:rPr>
-            <m:t>-</m:t>
-          </m:r>
-          <m:r>
-            <m:rPr>
-              <m:sty m:val="p"/>
-            </m:rPr>
-            <w:rPr>
-              <w:rFonts w:ascii="Cambria Math" w:hAnsi="Cambria Math"/>
-            </w:rPr>
-            <m:t>%</m:t>
-          </m:r>
-          <m:r>
-            <m:rPr>
-              <m:nor/>
-            </m:rPr>
-            <w:rPr>
-              <w:rFonts w:ascii="Aptos" w:hAnsi="Aptos"/>
-            </w:rPr>
-            <m:t>Detractor</m:t>
-          </m:r>
-          <m:r>
-            <m:rPr>
-              <m:nor/>
-            </m:rPr>
-            <w:rPr>
-              <w:rFonts w:ascii="Aptos" w:hAnsi="Aptos"/>
-            </w:rPr>
-            <m:t>s</m:t>
-          </m:r>
-        </m:oMath>
-      </m:oMathPara>
+      <m:oMath>
+        <m:r>
+          <m:rPr>
+            <m:nor/>
+          </m:rPr>
+          <w:rPr>
+            <w:rFonts w:ascii="Aptos" w:hAnsi="Aptos"/>
+          </w:rPr>
+          <m:t>NPS</m:t>
+        </m:r>
+        <m:r>
+          <w:rPr>
+            <w:rFonts w:ascii="Cambria Math" w:hAnsi="Cambria Math"/>
+          </w:rPr>
+          <m:t>=</m:t>
+        </m:r>
+        <m:r>
+          <w:rPr>
+            <w:rFonts w:ascii="Cambria Math" w:hAnsi="Cambria Math"/>
+          </w:rPr>
+          <m:t>((</m:t>
+        </m:r>
+        <m:r>
+          <m:rPr>
+            <m:sty m:val="p"/>
+          </m:rPr>
+          <w:rPr>
+            <w:rFonts w:ascii="Cambria Math" w:hAnsi="Cambria Math"/>
+          </w:rPr>
+          <m:t>%</m:t>
+        </m:r>
+        <m:r>
+          <m:rPr>
+            <m:nor/>
+          </m:rPr>
+          <w:rPr>
+            <w:rFonts w:ascii="Aptos" w:hAnsi="Aptos"/>
+          </w:rPr>
+          <m:t>Promoters</m:t>
+        </m:r>
+        <m:r>
+          <w:rPr>
+            <w:rFonts w:ascii="Cambria Math" w:hAnsi="Cambria Math"/>
+          </w:rPr>
+          <m:t>-</m:t>
+        </m:r>
+        <m:r>
+          <m:rPr>
+            <m:sty m:val="p"/>
+          </m:rPr>
+          <w:rPr>
+            <w:rFonts w:ascii="Cambria Math" w:hAnsi="Cambria Math"/>
+          </w:rPr>
+          <m:t>%</m:t>
+        </m:r>
+        <m:r>
+          <m:rPr>
+            <m:nor/>
+          </m:rPr>
+          <w:rPr>
+            <w:rFonts w:ascii="Aptos" w:hAnsi="Aptos"/>
+          </w:rPr>
+          <m:t>Detractor</m:t>
+        </m:r>
+        <m:r>
+          <m:rPr>
+            <m:nor/>
+          </m:rPr>
+          <w:rPr>
+            <w:rFonts w:ascii="Aptos" w:hAnsi="Aptos"/>
+          </w:rPr>
+          <m:t>s</m:t>
+        </m:r>
+      </m:oMath>
+      <w:r>
+        <w:rPr>
+          <w:rFonts w:ascii="Aptos" w:hAnsi="Aptos"/>
+        </w:rPr>
+        <w:t>)/Total)*100</w:t>
+      </w:r>
     </w:p>
     <w:tbl>
       <w:tblPr>
@@ -20126,7 +20240,6 @@
                 <w:b/>
                 <w:bCs/>
               </w:rPr>
-              <w:lastRenderedPageBreak/>
               <w:t>Response (1–10 scale)</w:t>
             </w:r>
           </w:p>
@@ -20563,18 +20676,6 @@
       <w:pPr>
         <w:spacing w:before="100" w:beforeAutospacing="1" w:after="100" w:afterAutospacing="1"/>
         <w:rPr>
-          <w:rFonts w:ascii="Aptos" w:hAnsi="Aptos"/>
-          <w:b/>
-          <w:bCs/>
-          <w:sz w:val="36"/>
-          <w:szCs w:val="36"/>
-        </w:rPr>
-      </w:pPr>
-    </w:p>
-    <w:p>
-      <w:pPr>
-        <w:spacing w:before="100" w:beforeAutospacing="1" w:after="100" w:afterAutospacing="1"/>
-        <w:rPr>
           <w:rFonts w:ascii="Aptos" w:eastAsiaTheme="minorHAnsi" w:hAnsi="Aptos" w:cstheme="minorBidi"/>
           <w:b/>
           <w:bCs/>
@@ -20585,6 +20686,23 @@
           <w14:ligatures w14:val="standardContextual"/>
         </w:rPr>
       </w:pPr>
+      <w:r>
+        <w:rPr>
+          <w:rFonts w:ascii="Aptos" w:hAnsi="Aptos"/>
+          <w:noProof/>
+          <w14:ligatures w14:val="standardContextual"/>
+        </w:rPr>
+      </w:r>
+      <w:r>
+        <w:rPr>
+          <w:rFonts w:ascii="Aptos" w:hAnsi="Aptos"/>
+          <w:noProof/>
+          <w14:ligatures w14:val="standardContextual"/>
+        </w:rPr>
+        <w:pict w14:anchorId="4E4EAFBD">
+          <v:rect id="_x0000_i1216" alt="" style="width:451.3pt;height:.05pt;mso-width-percent:0;mso-height-percent:0;mso-width-percent:0;mso-height-percent:0" o:hralign="center" o:hrstd="t" o:hr="t" fillcolor="#a0a0a0" stroked="f"/>
+        </w:pict>
+      </w:r>
     </w:p>
     <w:p>
       <w:pPr>
@@ -22183,6 +22301,155 @@
     </w:lvl>
   </w:abstractNum>
   <w:abstractNum w:abstractNumId="10" w15:restartNumberingAfterBreak="0">
+    <w:nsid w:val="321A3D91"/>
+    <w:multiLevelType w:val="multilevel"/>
+    <w:tmpl w:val="5E30BDAE"/>
+    <w:lvl w:ilvl="0">
+      <w:start w:val="1"/>
+      <w:numFmt w:val="bullet"/>
+      <w:lvlText w:val=""/>
+      <w:lvlJc w:val="left"/>
+      <w:pPr>
+        <w:tabs>
+          <w:tab w:val="num" w:pos="720"/>
+        </w:tabs>
+        <w:ind w:left="720" w:hanging="360"/>
+      </w:pPr>
+      <w:rPr>
+        <w:rFonts w:ascii="Symbol" w:hAnsi="Symbol" w:hint="default"/>
+        <w:sz w:val="20"/>
+      </w:rPr>
+    </w:lvl>
+    <w:lvl w:ilvl="1">
+      <w:start w:val="1"/>
+      <w:numFmt w:val="bullet"/>
+      <w:lvlText w:val="o"/>
+      <w:lvlJc w:val="left"/>
+      <w:pPr>
+        <w:tabs>
+          <w:tab w:val="num" w:pos="1440"/>
+        </w:tabs>
+        <w:ind w:left="1440" w:hanging="360"/>
+      </w:pPr>
+      <w:rPr>
+        <w:rFonts w:ascii="Courier New" w:hAnsi="Courier New" w:hint="default"/>
+        <w:sz w:val="20"/>
+      </w:rPr>
+    </w:lvl>
+    <w:lvl w:ilvl="2" w:tentative="1">
+      <w:start w:val="1"/>
+      <w:numFmt w:val="bullet"/>
+      <w:lvlText w:val=""/>
+      <w:lvlJc w:val="left"/>
+      <w:pPr>
+        <w:tabs>
+          <w:tab w:val="num" w:pos="2160"/>
+        </w:tabs>
+        <w:ind w:left="2160" w:hanging="360"/>
+      </w:pPr>
+      <w:rPr>
+        <w:rFonts w:ascii="Wingdings" w:hAnsi="Wingdings" w:hint="default"/>
+        <w:sz w:val="20"/>
+      </w:rPr>
+    </w:lvl>
+    <w:lvl w:ilvl="3" w:tentative="1">
+      <w:start w:val="1"/>
+      <w:numFmt w:val="bullet"/>
+      <w:lvlText w:val=""/>
+      <w:lvlJc w:val="left"/>
+      <w:pPr>
+        <w:tabs>
+          <w:tab w:val="num" w:pos="2880"/>
+        </w:tabs>
+        <w:ind w:left="2880" w:hanging="360"/>
+      </w:pPr>
+      <w:rPr>
+        <w:rFonts w:ascii="Wingdings" w:hAnsi="Wingdings" w:hint="default"/>
+        <w:sz w:val="20"/>
+      </w:rPr>
+    </w:lvl>
+    <w:lvl w:ilvl="4" w:tentative="1">
+      <w:start w:val="1"/>
+      <w:numFmt w:val="bullet"/>
+      <w:lvlText w:val=""/>
+      <w:lvlJc w:val="left"/>
+      <w:pPr>
+        <w:tabs>
+          <w:tab w:val="num" w:pos="3600"/>
+        </w:tabs>
+        <w:ind w:left="3600" w:hanging="360"/>
+      </w:pPr>
+      <w:rPr>
+        <w:rFonts w:ascii="Wingdings" w:hAnsi="Wingdings" w:hint="default"/>
+        <w:sz w:val="20"/>
+      </w:rPr>
+    </w:lvl>
+    <w:lvl w:ilvl="5" w:tentative="1">
+      <w:start w:val="1"/>
+      <w:numFmt w:val="bullet"/>
+      <w:lvlText w:val=""/>
+      <w:lvlJc w:val="left"/>
+      <w:pPr>
+        <w:tabs>
+          <w:tab w:val="num" w:pos="4320"/>
+        </w:tabs>
+        <w:ind w:left="4320" w:hanging="360"/>
+      </w:pPr>
+      <w:rPr>
+        <w:rFonts w:ascii="Wingdings" w:hAnsi="Wingdings" w:hint="default"/>
+        <w:sz w:val="20"/>
+      </w:rPr>
+    </w:lvl>
+    <w:lvl w:ilvl="6" w:tentative="1">
+      <w:start w:val="1"/>
+      <w:numFmt w:val="bullet"/>
+      <w:lvlText w:val=""/>
+      <w:lvlJc w:val="left"/>
+      <w:pPr>
+        <w:tabs>
+          <w:tab w:val="num" w:pos="5040"/>
+        </w:tabs>
+        <w:ind w:left="5040" w:hanging="360"/>
+      </w:pPr>
+      <w:rPr>
+        <w:rFonts w:ascii="Wingdings" w:hAnsi="Wingdings" w:hint="default"/>
+        <w:sz w:val="20"/>
+      </w:rPr>
+    </w:lvl>
+    <w:lvl w:ilvl="7" w:tentative="1">
+      <w:start w:val="1"/>
+      <w:numFmt w:val="bullet"/>
+      <w:lvlText w:val=""/>
+      <w:lvlJc w:val="left"/>
+      <w:pPr>
+        <w:tabs>
+          <w:tab w:val="num" w:pos="5760"/>
+        </w:tabs>
+        <w:ind w:left="5760" w:hanging="360"/>
+      </w:pPr>
+      <w:rPr>
+        <w:rFonts w:ascii="Wingdings" w:hAnsi="Wingdings" w:hint="default"/>
+        <w:sz w:val="20"/>
+      </w:rPr>
+    </w:lvl>
+    <w:lvl w:ilvl="8" w:tentative="1">
+      <w:start w:val="1"/>
+      <w:numFmt w:val="bullet"/>
+      <w:lvlText w:val=""/>
+      <w:lvlJc w:val="left"/>
+      <w:pPr>
+        <w:tabs>
+          <w:tab w:val="num" w:pos="6480"/>
+        </w:tabs>
+        <w:ind w:left="6480" w:hanging="360"/>
+      </w:pPr>
+      <w:rPr>
+        <w:rFonts w:ascii="Wingdings" w:hAnsi="Wingdings" w:hint="default"/>
+        <w:sz w:val="20"/>
+      </w:rPr>
+    </w:lvl>
+  </w:abstractNum>
+  <w:abstractNum w:abstractNumId="11" w15:restartNumberingAfterBreak="0">
     <w:nsid w:val="325C3406"/>
     <w:multiLevelType w:val="multilevel"/>
     <w:tmpl w:val="0952F3DA"/>
@@ -22331,7 +22598,7 @@
       </w:rPr>
     </w:lvl>
   </w:abstractNum>
-  <w:abstractNum w:abstractNumId="11" w15:restartNumberingAfterBreak="0">
+  <w:abstractNum w:abstractNumId="12" w15:restartNumberingAfterBreak="0">
     <w:nsid w:val="38C93268"/>
     <w:multiLevelType w:val="multilevel"/>
     <w:tmpl w:val="F4260BDE"/>
@@ -22480,7 +22747,7 @@
       </w:rPr>
     </w:lvl>
   </w:abstractNum>
-  <w:abstractNum w:abstractNumId="12" w15:restartNumberingAfterBreak="0">
+  <w:abstractNum w:abstractNumId="13" w15:restartNumberingAfterBreak="0">
     <w:nsid w:val="3B224F55"/>
     <w:multiLevelType w:val="hybridMultilevel"/>
     <w:tmpl w:val="729094A2"/>
@@ -22496,7 +22763,7 @@
         <w:rFonts w:ascii="Symbol" w:hAnsi="Symbol" w:hint="default"/>
       </w:rPr>
     </w:lvl>
-    <w:lvl w:ilvl="1" w:tplc="08090003" w:tentative="1">
+    <w:lvl w:ilvl="1" w:tplc="08090003">
       <w:start w:val="1"/>
       <w:numFmt w:val="bullet"/>
       <w:lvlText w:val="o"/>
@@ -22593,7 +22860,7 @@
       </w:rPr>
     </w:lvl>
   </w:abstractNum>
-  <w:abstractNum w:abstractNumId="13" w15:restartNumberingAfterBreak="0">
+  <w:abstractNum w:abstractNumId="14" w15:restartNumberingAfterBreak="0">
     <w:nsid w:val="468A6067"/>
     <w:multiLevelType w:val="hybridMultilevel"/>
     <w:tmpl w:val="AA2623BC"/>
@@ -22683,7 +22950,7 @@
       </w:pPr>
     </w:lvl>
   </w:abstractNum>
-  <w:abstractNum w:abstractNumId="14" w15:restartNumberingAfterBreak="0">
+  <w:abstractNum w:abstractNumId="15" w15:restartNumberingAfterBreak="0">
     <w:nsid w:val="53827271"/>
     <w:multiLevelType w:val="multilevel"/>
     <w:tmpl w:val="40AEA256"/>
@@ -22796,7 +23063,7 @@
       </w:pPr>
     </w:lvl>
   </w:abstractNum>
-  <w:abstractNum w:abstractNumId="15" w15:restartNumberingAfterBreak="0">
+  <w:abstractNum w:abstractNumId="16" w15:restartNumberingAfterBreak="0">
     <w:nsid w:val="57064E85"/>
     <w:multiLevelType w:val="multilevel"/>
     <w:tmpl w:val="03041F2E"/>
@@ -22945,7 +23212,7 @@
       </w:rPr>
     </w:lvl>
   </w:abstractNum>
-  <w:abstractNum w:abstractNumId="16" w15:restartNumberingAfterBreak="0">
+  <w:abstractNum w:abstractNumId="17" w15:restartNumberingAfterBreak="0">
     <w:nsid w:val="5D4B3FE0"/>
     <w:multiLevelType w:val="multilevel"/>
     <w:tmpl w:val="8912E7B6"/>
@@ -23094,7 +23361,7 @@
       </w:rPr>
     </w:lvl>
   </w:abstractNum>
-  <w:abstractNum w:abstractNumId="17" w15:restartNumberingAfterBreak="0">
+  <w:abstractNum w:abstractNumId="18" w15:restartNumberingAfterBreak="0">
     <w:nsid w:val="5DE01D6C"/>
     <w:multiLevelType w:val="multilevel"/>
     <w:tmpl w:val="DC4AC416"/>
@@ -23243,7 +23510,7 @@
       </w:rPr>
     </w:lvl>
   </w:abstractNum>
-  <w:abstractNum w:abstractNumId="18" w15:restartNumberingAfterBreak="0">
+  <w:abstractNum w:abstractNumId="19" w15:restartNumberingAfterBreak="0">
     <w:nsid w:val="634940D2"/>
     <w:multiLevelType w:val="hybridMultilevel"/>
     <w:tmpl w:val="CEC4DE58"/>
@@ -23356,7 +23623,7 @@
       </w:rPr>
     </w:lvl>
   </w:abstractNum>
-  <w:abstractNum w:abstractNumId="19" w15:restartNumberingAfterBreak="0">
+  <w:abstractNum w:abstractNumId="20" w15:restartNumberingAfterBreak="0">
     <w:nsid w:val="6D3715FA"/>
     <w:multiLevelType w:val="multilevel"/>
     <w:tmpl w:val="BA0009FC"/>
@@ -23473,7 +23740,7 @@
       </w:pPr>
     </w:lvl>
   </w:abstractNum>
-  <w:abstractNum w:abstractNumId="20" w15:restartNumberingAfterBreak="0">
+  <w:abstractNum w:abstractNumId="21" w15:restartNumberingAfterBreak="0">
     <w:nsid w:val="7A0031FD"/>
     <w:multiLevelType w:val="hybridMultilevel"/>
     <w:tmpl w:val="07E675BA"/>
@@ -23563,7 +23830,7 @@
       </w:pPr>
     </w:lvl>
   </w:abstractNum>
-  <w:abstractNum w:abstractNumId="21" w15:restartNumberingAfterBreak="0">
+  <w:abstractNum w:abstractNumId="22" w15:restartNumberingAfterBreak="0">
     <w:nsid w:val="7AB67400"/>
     <w:multiLevelType w:val="multilevel"/>
     <w:tmpl w:val="F286A02C"/>
@@ -23712,7 +23979,7 @@
       </w:rPr>
     </w:lvl>
   </w:abstractNum>
-  <w:abstractNum w:abstractNumId="22" w15:restartNumberingAfterBreak="0">
+  <w:abstractNum w:abstractNumId="23" w15:restartNumberingAfterBreak="0">
     <w:nsid w:val="7BA66B67"/>
     <w:multiLevelType w:val="multilevel"/>
     <w:tmpl w:val="3CD04724"/>
@@ -23861,7 +24128,7 @@
       </w:rPr>
     </w:lvl>
   </w:abstractNum>
-  <w:abstractNum w:abstractNumId="23" w15:restartNumberingAfterBreak="0">
+  <w:abstractNum w:abstractNumId="24" w15:restartNumberingAfterBreak="0">
     <w:nsid w:val="7EA0056D"/>
     <w:multiLevelType w:val="multilevel"/>
     <w:tmpl w:val="D28CC4FC"/>
@@ -24011,10 +24278,10 @@
     </w:lvl>
   </w:abstractNum>
   <w:num w:numId="1" w16cid:durableId="1560171969">
-    <w:abstractNumId w:val="10"/>
+    <w:abstractNumId w:val="11"/>
   </w:num>
   <w:num w:numId="2" w16cid:durableId="860976686">
-    <w:abstractNumId w:val="19"/>
+    <w:abstractNumId w:val="20"/>
   </w:num>
   <w:num w:numId="3" w16cid:durableId="2035303823">
     <w:abstractNumId w:val="4"/>
@@ -24026,46 +24293,46 @@
     <w:abstractNumId w:val="7"/>
   </w:num>
   <w:num w:numId="6" w16cid:durableId="1316759985">
-    <w:abstractNumId w:val="23"/>
+    <w:abstractNumId w:val="24"/>
   </w:num>
   <w:num w:numId="7" w16cid:durableId="2007708441">
     <w:abstractNumId w:val="8"/>
   </w:num>
   <w:num w:numId="8" w16cid:durableId="1405100442">
-    <w:abstractNumId w:val="22"/>
+    <w:abstractNumId w:val="23"/>
   </w:num>
   <w:num w:numId="9" w16cid:durableId="716205732">
-    <w:abstractNumId w:val="14"/>
+    <w:abstractNumId w:val="15"/>
   </w:num>
   <w:num w:numId="10" w16cid:durableId="1545481185">
     <w:abstractNumId w:val="2"/>
   </w:num>
   <w:num w:numId="11" w16cid:durableId="371030669">
+    <w:abstractNumId w:val="18"/>
+  </w:num>
+  <w:num w:numId="12" w16cid:durableId="1037893902">
+    <w:abstractNumId w:val="16"/>
+  </w:num>
+  <w:num w:numId="13" w16cid:durableId="277761244">
+    <w:abstractNumId w:val="22"/>
+  </w:num>
+  <w:num w:numId="14" w16cid:durableId="1782335781">
     <w:abstractNumId w:val="17"/>
   </w:num>
-  <w:num w:numId="12" w16cid:durableId="1037893902">
-    <w:abstractNumId w:val="15"/>
-  </w:num>
-  <w:num w:numId="13" w16cid:durableId="277761244">
-    <w:abstractNumId w:val="21"/>
-  </w:num>
-  <w:num w:numId="14" w16cid:durableId="1782335781">
-    <w:abstractNumId w:val="16"/>
-  </w:num>
   <w:num w:numId="15" w16cid:durableId="506870655">
-    <w:abstractNumId w:val="12"/>
+    <w:abstractNumId w:val="13"/>
   </w:num>
   <w:num w:numId="16" w16cid:durableId="1403064019">
-    <w:abstractNumId w:val="18"/>
+    <w:abstractNumId w:val="19"/>
   </w:num>
   <w:num w:numId="17" w16cid:durableId="1430931305">
-    <w:abstractNumId w:val="13"/>
+    <w:abstractNumId w:val="14"/>
   </w:num>
   <w:num w:numId="18" w16cid:durableId="2001611768">
     <w:abstractNumId w:val="6"/>
   </w:num>
   <w:num w:numId="19" w16cid:durableId="1711831997">
-    <w:abstractNumId w:val="20"/>
+    <w:abstractNumId w:val="21"/>
   </w:num>
   <w:num w:numId="20" w16cid:durableId="2044817251">
     <w:abstractNumId w:val="3"/>
@@ -24077,10 +24344,13 @@
     <w:abstractNumId w:val="1"/>
   </w:num>
   <w:num w:numId="23" w16cid:durableId="1084842706">
-    <w:abstractNumId w:val="11"/>
+    <w:abstractNumId w:val="12"/>
   </w:num>
   <w:num w:numId="24" w16cid:durableId="1278096921">
     <w:abstractNumId w:val="0"/>
+  </w:num>
+  <w:num w:numId="25" w16cid:durableId="773789877">
+    <w:abstractNumId w:val="10"/>
   </w:num>
 </w:numbering>
 </file>
